--- a/(e)CRF/Per visite/V0 - Screening/Toestemmingsformulieren/01_Screening voor toestemming.docx
+++ b/(e)CRF/Per visite/V0 - Screening/Toestemmingsformulieren/01_Screening voor toestemming.docx
@@ -824,7 +824,7 @@
               <w:rPr>
                 <w:color w:val="24303B"/>
               </w:rPr>
-              <w:t>Hemodialyse ondergaan</w:t>
+              <w:t>Nierfunctievervangende therapie (dialyse) ondergaan</w:t>
             </w:r>
           </w:p>
         </w:tc>
